--- a/CÔNG TY TNHH CÔNG NGHỆ KIM LOẠI CHÂU Á/ChauA_ThayDoiThanhVien_DDPL/ChauA_Hop_dong_chuyen_nhuong.docx
+++ b/CÔNG TY TNHH CÔNG NGHỆ KIM LOẠI CHÂU Á/ChauA_ThayDoiThanhVien_DDPL/ChauA_Hop_dong_chuyen_nhuong.docx
@@ -212,7 +212,39 @@
           <w:sz w:val="26"/>
           <w:szCs w:val="26"/>
         </w:rPr>
-        <w:t>ngày 04 tháng 02 năm 2026 tại trụ sở CÔNG TY TNHH CÔNG NGHỆ KIM LOẠI CHÂU Á , địa chỉ trụ sở: Thửa đất số 12, Tờ bản đồ số 110, Khu phố Bình Thuận 2, Phường Thuận Giao, Thành phố Hồ Chí Minh, Việt Nam</w:t>
+        <w:t xml:space="preserve">ngày </w:t>
+      </w:r>
+      <w:r>
+        <w:rPr>
+          <w:rFonts w:ascii="Times New Roman" w:hAnsi="Times New Roman"/>
+          <w:sz w:val="26"/>
+          <w:szCs w:val="26"/>
+        </w:rPr>
+        <w:t>2</w:t>
+      </w:r>
+      <w:r>
+        <w:rPr>
+          <w:rFonts w:ascii="Times New Roman" w:hAnsi="Times New Roman"/>
+          <w:sz w:val="26"/>
+          <w:szCs w:val="26"/>
+        </w:rPr>
+        <w:t xml:space="preserve"> tháng </w:t>
+      </w:r>
+      <w:r>
+        <w:rPr>
+          <w:rFonts w:ascii="Times New Roman" w:hAnsi="Times New Roman"/>
+          <w:sz w:val="26"/>
+          <w:szCs w:val="26"/>
+        </w:rPr>
+        <w:t>3</w:t>
+      </w:r>
+      <w:r>
+        <w:rPr>
+          <w:rFonts w:ascii="Times New Roman" w:hAnsi="Times New Roman"/>
+          <w:sz w:val="26"/>
+          <w:szCs w:val="26"/>
+        </w:rPr>
+        <w:t xml:space="preserve"> năm 2026 tại trụ sở CÔNG TY TNHH CÔNG NGHỆ KIM LOẠI CHÂU Á , địa chỉ trụ sở: Thửa đất số 12, Tờ bản đồ số 110, Khu phố Bình Thuận 2, Phường Thuận Giao, Thành phố Hồ Chí Minh, Việt Nam</w:t>
       </w:r>
     </w:p>
     <w:p>
@@ -2278,7 +2310,53 @@
                 <w:szCs w:val="26"/>
                 <w:lang w:val="sv-SE"/>
               </w:rPr>
-              <w:t xml:space="preserve">(Ngày 04 tháng 02 năm 2026 các bên đã hoàn tất việc chuyển nhượng theo Hợp đồng) </w:t>
+              <w:t xml:space="preserve">(Ngày </w:t>
+            </w:r>
+            <w:r>
+              <w:rPr>
+                <w:rFonts w:ascii="Times New Roman" w:eastAsia="Times New Roman" w:hAnsi="Times New Roman"/>
+                <w:bCs/>
+                <w:color w:val="000000" w:themeColor="text1"/>
+                <w:sz w:val="26"/>
+                <w:szCs w:val="26"/>
+                <w:lang w:val="sv-SE"/>
+              </w:rPr>
+              <w:t>2</w:t>
+            </w:r>
+            <w:r>
+              <w:rPr>
+                <w:rFonts w:ascii="Times New Roman" w:eastAsia="Times New Roman" w:hAnsi="Times New Roman"/>
+                <w:bCs/>
+                <w:color w:val="000000" w:themeColor="text1"/>
+                <w:sz w:val="26"/>
+                <w:szCs w:val="26"/>
+                <w:lang w:val="sv-SE"/>
+              </w:rPr>
+              <w:t xml:space="preserve"> tháng </w:t>
+            </w:r>
+            <w:r>
+              <w:rPr>
+                <w:rFonts w:ascii="Times New Roman" w:eastAsia="Times New Roman" w:hAnsi="Times New Roman"/>
+                <w:bCs/>
+                <w:color w:val="000000" w:themeColor="text1"/>
+                <w:sz w:val="26"/>
+                <w:szCs w:val="26"/>
+                <w:lang w:val="sv-SE"/>
+              </w:rPr>
+              <w:t>3</w:t>
+            </w:r>
+            <w:bookmarkStart w:id="0" w:name="_GoBack"/>
+            <w:bookmarkEnd w:id="0"/>
+            <w:r>
+              <w:rPr>
+                <w:rFonts w:ascii="Times New Roman" w:eastAsia="Times New Roman" w:hAnsi="Times New Roman"/>
+                <w:bCs/>
+                <w:color w:val="000000" w:themeColor="text1"/>
+                <w:sz w:val="26"/>
+                <w:szCs w:val="26"/>
+                <w:lang w:val="sv-SE"/>
+              </w:rPr>
+              <w:t xml:space="preserve"> năm 2026 các bên đã hoàn tất việc chuyển nhượng theo Hợp đồng) </w:t>
             </w:r>
           </w:p>
           <w:p>
@@ -2441,8 +2519,6 @@
               </w:rPr>
               <w:t>TRƯƠNG NGỌC DIỄM</w:t>
             </w:r>
-            <w:bookmarkStart w:id="0" w:name="_GoBack"/>
-            <w:bookmarkEnd w:id="0"/>
           </w:p>
           <w:p>
             <w:pPr>
@@ -3550,7 +3626,7 @@
 </file>
 
 <file path=customXml/itemProps1.xml><?xml version="1.0" encoding="utf-8"?>
-<ds:datastoreItem xmlns:ds="http://schemas.openxmlformats.org/officeDocument/2006/customXml" ds:itemID="{D3F5C112-C8CA-4656-A2E4-B648A8684459}">
+<ds:datastoreItem xmlns:ds="http://schemas.openxmlformats.org/officeDocument/2006/customXml" ds:itemID="{DD37829C-80D3-46B5-88BB-22BEEFEA3C13}">
   <ds:schemaRefs>
     <ds:schemaRef ds:uri="http://schemas.openxmlformats.org/officeDocument/2006/bibliography"/>
   </ds:schemaRefs>
